--- a/downloads/互動三_113AC1002_組員A.docx
+++ b/downloads/互動三_113AC1002_組員A.docx
@@ -15,7 +15,7 @@
           <w:i w:val="0"/>
           <w:sz w:val="32"/>
         </w:rPr>
-        <w:t>創業第一性原理：從本質拆解、TA精準定位到創新提案實戰</w:t>
+        <w:t>創業品牌行銷實務：從地鐵小提琴實驗、12品牌原型到「以終為始」價值主張推導</w:t>
       </w:r>
     </w:p>
     <w:p>
@@ -47,7 +47,7 @@
           <w:i w:val="0"/>
           <w:sz w:val="28"/>
         </w:rPr>
-        <w:t>1. 第一性原理的思維哲學：剝離表象回歸不可違背之根本命題</w:t>
+        <w:t>1. 體驗脈絡勝於規格堆疊：地鐵小提琴實驗的感知啟示</w:t>
       </w:r>
     </w:p>
     <w:p>
@@ -63,7 +63,7 @@
           <w:i w:val="0"/>
           <w:sz w:val="24"/>
         </w:rPr>
-        <w:t>課堂援引亞里斯多德經典哲學名言：每個系統皆存在一個不可違背亦不能刪除的基本命題。第一性原理之精髓在於破除傳統經驗主義的類比框架，回歸事物與需求底層進行推導。最經典案例即特斯拉研發電動車電池：面對供應商昂貴報價，Musk 將電池拆解至碳、鎳、鋁等基礎原物料，發現原料成本僅佔代工報價的 2%。立足於電池「容量」與「安全」這兩個不可妥協的物理本質，特斯拉藉由自行設計組裝，從源頭徹底解決成本瓶頸。</w:t>
+        <w:t>課堂深刻探討了設計與研發人員易陷入的「技術功能至上」盲區。著名的紐約地鐵小提琴實驗揭示：身價非凡的演奏大師攜帶數百萬名琴，於殿堂級音樂廳座無虛席，但換至地鐵站穿堂拉奏卻門可羅雀，僅得數十元打賞。此心理實驗震撼指出：使用者的價值感知並非單純取決於物件客觀規格，而是深刻取決於互動舞台、感知儀式感與情境包裝之整體體驗場域。</w:t>
       </w:r>
     </w:p>
     <w:p>
@@ -79,7 +79,7 @@
           <w:i w:val="0"/>
           <w:sz w:val="28"/>
         </w:rPr>
-        <w:t>2. 剖析研發盲區：ODM 代工思維與設計思考（Design Thinking）的實戰侷限</w:t>
+        <w:t>2. 錨定合格 TA 三大核心判準與情感共鳴外溢效應</w:t>
       </w:r>
     </w:p>
     <w:p>
@@ -95,7 +95,7 @@
           <w:i w:val="0"/>
           <w:sz w:val="24"/>
         </w:rPr>
-        <w:t>課堂深刻剖析了業界常見的兩大無效研發路徑：其一是「ODM 代工型」，盲從經銷商片面指令（如做出抗 60 公里風速的腳踏車麥克風，騎士根本無法達此速度）；其二是「揣摩型研發」，憑空想像痛點導致做 10 個功能有 6 個用戶不需要。老師亦指出設計思考於商戰之盲區：翻背包同理心觀察效率低且樣本缺乏代表性；未先定義精確 TA 易推導出偏誤偽需求；賈伯斯與福特曾言使用者說不出自己真正缺少什麼；且缺乏競品真空對比，極易盲目投入已被滿足的偽市場。</w:t>
+        <w:t>目標受眾選定切忌貪大求全，嚴禁設定大眾無焦點群體。合格 TA 檢驗模型須滿足三大維度：其一為具備實質支配預算之「購買權力」；其二為握有將體驗導入場域之「部署權力（Deploy）」；其三為擁有明確預算之「有價值群體」。TA的審美偏好直接主導品牌風格，年輕客群偏愛諧音趣味，專業者重科技可靠感；精準定錨能創造外溢效應，正如非運動員亦會為Nike精神買單。</w:t>
       </w:r>
     </w:p>
     <w:p>
@@ -111,7 +111,7 @@
           <w:i w:val="0"/>
           <w:sz w:val="28"/>
         </w:rPr>
-        <w:t>3. 運用第一性原理四大執行步驟：從客群鎖定到顛覆式創新</w:t>
+        <w:t>3. 品牌擬人化策略：12 品牌原型與單一原型之聚焦律</w:t>
       </w:r>
     </w:p>
     <w:p>
@@ -127,7 +127,7 @@
           <w:i w:val="0"/>
           <w:sz w:val="24"/>
         </w:rPr>
-        <w:t>課堂歸納出「選擇 → 分析 → 比較 → 創意」嚴謹四步驟：步驟 1 選擇（定位 TA → 事 → 物），嚴禁使用抽象詞彙，必須極致精準（如特定情境之外送員或露營者）並保持 Day One 專注；步驟 2 分析（列出不可違背之 Must-haves），提煉該客群絕不妥協的本質需求；步驟 3 比較（建立競品矩陣尋找真空），若競品僅滿足少數需求，便鎖定市場真空；步驟 4 創意與變革，透過增減規格、更換材質（如 Gore-Tex 纖維）、副產品賦能與商業模式創新達成顛覆，如課堂演練之充氣睡袋與保溫杯。</w:t>
+        <w:t>品牌是使用者對產品言行一致的信任認知，打造深刻認知最有力路徑為擬人化，且一個品牌僅能選擇一種核心原型。課堂剖析12原型矩陣：英雄（挑戰挑戰）、創造者（門檻過高易帶給用戶焦慮）、凡夫俗子（安心守護日常）、魔術師（如迪士尼或Dyson，將背後繁複科技全面隱形化以賦予使用者流暢驚豔感）、智者（知識理性）、探險家、天真者、情人與小丑等定位。</w:t>
       </w:r>
     </w:p>
     <w:p>
@@ -143,7 +143,7 @@
           <w:i w:val="0"/>
           <w:sz w:val="28"/>
         </w:rPr>
-        <w:t>4. 定位客群策略起點與合格 TA 三要素檢驗模型</w:t>
+        <w:t>4. 穿透碎片化媒體雜訊：高識別度命名之三大美學法則</w:t>
       </w:r>
     </w:p>
     <w:p>
@@ -159,7 +159,7 @@
           <w:i w:val="0"/>
           <w:sz w:val="24"/>
         </w:rPr>
-        <w:t>目標族群（TA）是所有商業推導的唯一源頭。以腳踏車為例，休閒代步、物流載重、公共 UBike 與選手競速導出完全平行的產品定位。合格 TA 必須兼具三大要素：具備直接付費的「購買權利」、決定安裝與使用的「部署權利（Deploy）」，以及自帶口碑擴散的「社群影響力族群」。同時融入猶太商道智慧：專做女人的生意（家庭消費主導）、有錢人的生意（重視價值不計小錢）與嘴巴的生意（高頻日常剛需）。</w:t>
+        <w:t>現代傳播媒體已從過去老三台時代之廣播普及，破碎化為無數社群資訊流。品牌要從雜訊突圍須遵循三大法則：首先是「容易識別」，命名務必短小俐落且一秒理解，嚴禁難以拼讀記憶之外來詞（如「老屋放心專家」直擊需求創千萬業績）；其次是「容易連接」，透過感官色彩觸發情緒聯想；最後是「減少雜訊」，大膽去除裝飾性視覺以確保訊息傳遞純粹。</w:t>
       </w:r>
     </w:p>
     <w:p>
@@ -175,7 +175,7 @@
           <w:i w:val="0"/>
           <w:sz w:val="28"/>
         </w:rPr>
-        <w:t>5. 期末小組提案規範與案例研討（AI 是 Must，簡單是 Option）</w:t>
+        <w:t>5. 介面視覺降噪、色彩定位與字型轉換率提升 35% 實證</w:t>
       </w:r>
     </w:p>
     <w:p>
@@ -191,7 +191,39 @@
           <w:i w:val="0"/>
           <w:sz w:val="24"/>
         </w:rPr>
-        <w:t>姚長安老師對期末提案立下明確規範：提案必須結合「AI 應用元素」，且技術上必須可被具體實現，杜絕空想。課堂案例展現了具體解題方向：如第 5 組針對都會租屋族曬衣發霉痛點，運用 AI 自動感測環境濕度（&gt;65% 啟動、&lt;30% 關閉）並預測乾衣時間，延伸出微型智慧乾衣夾；寵物健康組則利用家用基地台設定離家警報，並結合貓砂尿路 pH 感測晶片進行 AI 異常預警，完美契合「痛點 Must-haves ＋ AI 模組」之落地架構。</w:t>
+        <w:t>視覺介面應落實純淨降噪原則，剔除無益裝飾以減輕認知負荷。色彩策略上推薦以純白為基底實現極簡留白，搭配單一品牌識別色導引視覺焦點。數據實證適當字型選用能使商業轉換率提升高達 35%，但設計決策必須提出具說服力之「說明理由」。設計師可善用 100font 等資源庫，為特定受眾調配出兼具美感與轉化效能之字型排版體系。</w:t>
+      </w:r>
+    </w:p>
+    <w:p>
+      <w:pPr>
+        <w:keepNext/>
+        <w:spacing w:line="360" w:lineRule="auto" w:after="20" w:before="30"/>
+        <w:jc w:val="left"/>
+      </w:pPr>
+      <w:r>
+        <w:rPr>
+          <w:rFonts w:ascii="Times New Roman" w:hAnsi="Times New Roman" w:eastAsia="標楷體" w:cs="Times New Roman"/>
+          <w:b/>
+          <w:i w:val="0"/>
+          <w:sz w:val="28"/>
+        </w:rPr>
+        <w:t>6. 貫徹 HAMP 法則淬鍊 Slogan 與「以終為始」推導公式</w:t>
+      </w:r>
+    </w:p>
+    <w:p>
+      <w:pPr>
+        <w:keepNext w:val="0"/>
+        <w:spacing w:line="360" w:lineRule="auto" w:after="30" w:before="0"/>
+        <w:jc w:val="left"/>
+      </w:pPr>
+      <w:r>
+        <w:rPr>
+          <w:rFonts w:ascii="Times New Roman" w:hAnsi="Times New Roman" w:eastAsia="標楷體" w:cs="Times New Roman"/>
+          <w:b w:val="0"/>
+          <w:i w:val="0"/>
+          <w:sz w:val="24"/>
+        </w:rPr>
+        <w:t>品牌標語切忌無病呻吟，應透過 HAMP 框架具體化承諾：H（形象氣質）、A（明確達成時間）、R/P（人際改善）與 M（實質商業與財富成果如締造千萬訂單）。並緊扣「以終為始」價值主張方程式：產品服務為【目標客群】解決【痛點難題】＝收穫【難題相反的理想體驗】＝抵達【渴望的終極未來】。從使用者嚮往之終局畫面出發，建立無懈可擊之提案邏輯。</w:t>
       </w:r>
     </w:p>
     <w:p>
@@ -223,7 +255,7 @@
           <w:i w:val="0"/>
           <w:sz w:val="24"/>
         </w:rPr>
-        <w:t>身為團隊負責 UI/UX 體驗設計的成員，這堂課對我過去盲目推崇的「設計思考」帶來了顛覆性的重擊！過去在做介面原型與使用者旅程地圖時，我們常陷入一種自我感動的文青陷阱：花費數週發放大量沒有篩選條件的問卷、翻翻受訪者隨身物品就草率貼上同理心標籤，甚至在介面上堆砌大量看似流暢卻無實質意義的微動效。老師在課堂上一針見血地指出，未先經過嚴格商業定義的同理心，只是在為虛假需求服務；使用者在訪談中往往說不出自己真正欠缺什麼，一味揣摩只會設計出華而不實、沒有市場價值的過剩產品。</w:t>
+        <w:t>身為團隊負責體驗設計的成員，這堂課對我過去盲目追求視覺包裝的設計習慣帶來了顛覆性的反思！過去在做介面與品牌視覺時，我們常誤以為堆砌大量微動效、精緻插畫或複雜漸層就是高質感，結果反而給使用者帶來沉重的視覺負擔。老師在課堂上強調的「視覺降噪」與「突破雜訊命名三大原則」，完全是一針見血：真正的頂級設計絕非無休止的加法，而是大膽以純白為底、去除所有不必要的圖案雜訊，用極致簡練的單一品牌主色精準傳遞核心訊息，讓使用者一秒理解。</w:t>
       </w:r>
     </w:p>
     <w:p>
@@ -239,7 +271,7 @@
           <w:i w:val="0"/>
           <w:sz w:val="24"/>
         </w:rPr>
-        <w:t>透過第一性原理的四步驟框架，我深刻體會到頂級體驗設計的核心並非視覺包裝，而是精準捕捉不可違背的「情緒真理」。在快閃體驗的場景中，使用者需要的從來不是冗長繁複的問卷互動，而是如何在三分鐘之內獲得被同理的慰藉，並將這份心理狀態轉化為可被觸摸的實體紀念。這種以客觀數據驅動介面決策、將視覺元素全面收斂在核心痛點上的方法論，徹底治好了我長期的美學內耗，讓我能用更務實、具備商業防禦力的視角重新定義互動設計的真實價值！</w:t>
+        <w:t>特別是課堂提到「適當字型能將轉換率大幅提升 35% 且必須給出說明理由」，更點醒了設計提案的專業底線。挑選字型不能僅憑主觀美感自嗨，必須精確論述其對目標受眾心理的轉化邏輯。將品牌原型聚焦於「魔術師」，更讓我看清體驗設計的靈魂在於「技術隱形化」：把所有複雜的互動邏輯藏在優雅極簡的外觀之下。運用「以終為始」公式，我們設計的不是冷冰冰的硬體，而是為講者打造出猶如指揮家般游刃有餘的自信姿態，這才是體驗設計的最高境界！</w:t>
       </w:r>
     </w:p>
     <w:p>
@@ -271,7 +303,7 @@
           <w:i w:val="0"/>
           <w:sz w:val="24"/>
         </w:rPr>
-        <w:t>目前我與組員正進行大三專題《AURA LAB：智慧情緒調香快閃終端》研發。若時間重來，結合第一性原理四步驟與合格 TA 規範，我們以【體驗設計 (UI/UX Design)】視角做出四大重構：</w:t>
+        <w:t>目前我與組員正進行大三專案《【慧演 Hui Yan】：智慧手勢控場演講手套》研發。若時間重來，結合本週品牌行銷與產品哲學，我們以【體驗設計 (UI/UX Design)】視角做出四大重構：</w:t>
       </w:r>
     </w:p>
     <w:p>
@@ -287,7 +319,7 @@
           <w:i w:val="0"/>
           <w:sz w:val="28"/>
         </w:rPr>
-        <w:t>1. 應用第一性原理重構互動旅程：剪除認知負荷，聚焦秒級情感共鳴</w:t>
+        <w:t>1. 實踐視覺降噪與色彩心理學：深藍底搭配純白圖文，打造專業高級感</w:t>
       </w:r>
     </w:p>
     <w:p>
@@ -303,7 +335,7 @@
           <w:i w:val="0"/>
           <w:sz w:val="24"/>
         </w:rPr>
-        <w:t>若時間重來，在體驗介面設計上我會果斷摒棄過往冗長的心理測驗問卷。深入分析快閃場景的使用者本質，目標客群在商場環境中需要的是「無負擔的情感撫慰」，而非複雜的性格剖析。我們將介面大幅剪枝為直覺的色彩與關鍵詞快篩，配合終端機構從 42,000 元收斂至 3,800 元以內的精巧機身，打造沉浸且無壓力的 3 分鐘五感體驗，讓互動焦點完整回歸於情緒釋放的純粹當下。</w:t>
+        <w:t>若時間重來，在品牌視覺與產品外觀上我會全面摒棄過去花俏的漸層與多餘色彩。嚴格落實課堂降噪哲學，採用「深藍底（Navy Blue）搭配純白圖文與見出明朝體（極致降噪，轉換率提升 35%）」。深海藍奠定科技理性與沉穩信任基調，純白手勢圖標進行極致視覺減法；搭配「見出明朝體」優雅銳利的線條，讓品牌在發表會投影片上呈現出頂級尊榮感，徹底消弭所有不必要的視覺認知干擾。</w:t>
       </w:r>
     </w:p>
     <w:p>
@@ -319,7 +351,7 @@
           <w:i w:val="0"/>
           <w:sz w:val="28"/>
         </w:rPr>
-        <w:t>2. 扣合合格 TA 之視覺心理學：打造兼具私密撫慰與社交傳播的實體票根</w:t>
+        <w:t>2. 突破雜訊命名三大原則：定錨【慧演】，雙重諧音極致降低傳播成本</w:t>
       </w:r>
     </w:p>
     <w:p>
@@ -335,7 +367,7 @@
           <w:i w:val="0"/>
           <w:sz w:val="24"/>
         </w:rPr>
-        <w:t>在客群定位上，嚴格對標 22-35 歲都會高壓白領族群與休閒情侶 的感性消費需求。我們將熱感籤詩票根重新定義為核心介面載體：正面以精緻極簡的視覺化呈現當日情緒氣味雷達圖，賦予 單次客製情緒調香體驗 150～200 元（無痛小額消費） 體驗極高的專屬儀式感；背面則設計富有共鳴的暖心金句，強烈驅動使用者主動拍照發布 IG 限動，讓實體互動自然轉化為社群自發裂變的強大媒介。</w:t>
+        <w:t>依據命名三大準則（容易識別、容易連接、減少雜訊），我們將品牌定名為雙字極簡的【慧演 Hui Yan】。其精妙在於雙重諧音賦能：既代表台上簡報「很會演繹（會演）」，又象徵評審具備發掘潛力的「慧眼獨具（慧眼）」。名稱短小俐落、零拼讀門檻，能在商務名片與社群媒體上瞬間建立強烈記憶點，讓潛在顧客一秒理解並主動口碑轉發。</w:t>
       </w:r>
     </w:p>
     <w:p>
@@ -351,7 +383,7 @@
           <w:i w:val="0"/>
           <w:sz w:val="28"/>
         </w:rPr>
-        <w:t>3. 深度落實「AI 是 Must」之情感運算：動態生成千人千面之專屬療癒語錄</w:t>
+        <w:t>3. 導入字型轉換率提升 35% 準則：為特定受眾提出嚴謹設計論述理由</w:t>
       </w:r>
     </w:p>
     <w:p>
@@ -367,7 +399,7 @@
           <w:i w:val="0"/>
           <w:sz w:val="24"/>
         </w:rPr>
-        <w:t>在體驗層面落實 AI 必備原則，絕非僅是冰冷的演算法計算。我們透過雲端輕量模型，根據使用者所挑選的情緒維度，即時生成帶有溫度與文學感的客製化情緒解析；同時結合 ESP32 硬體連動燈光呼吸節奏，當籤詩列印吐出時伴隨香調擴散，營造充滿儀式感的五感交付瞬間，並藉由動態 QR Code 導流至線上社群，完整延續品牌情感連結。</w:t>
+        <w:t>落實課堂「字型能提升 35% 轉換率但必須給出合理說明理由」的鐵律。在商務官網與簡報包裝中，標題選用見出明朝體象徵文字的權威性與商務份量，內文搭配黑體確保遠距投螢幕清晰可讀；視覺輔助圖形極度收斂為極簡指揮家指針線條。透過扎實的設計心理學邏輯，讓視覺元素全數轉化為推動商業決策與採購轉換的強大說服力。</w:t>
       </w:r>
     </w:p>
     <w:p>
@@ -383,7 +415,7 @@
           <w:i w:val="0"/>
           <w:sz w:val="28"/>
         </w:rPr>
-        <w:t>4. 對標期末大評與 U-Start 永續指標：以循環美學與綠色敘事賦能品牌深度</w:t>
+        <w:t>4. 貫徹「以終為始」價值主張：打造讓講者如魔術師般閃耀的舞台旅程</w:t>
       </w:r>
     </w:p>
     <w:p>
@@ -399,7 +431,7 @@
           <w:i w:val="0"/>
           <w:sz w:val="24"/>
         </w:rPr>
-        <w:t>針對競賽與商業提案，我們為產品注入綠色設計美學，全面採用 格外品柑橘果皮冷壓循環萃取精油（鎖定淨零碳排賽道），將環保格外品重塑為高質感香氛故事。全體組員嚴格執行里程碑：第 6 週完成校內快閃盲測驗證，第 12 週產出教育部 U-Start 計畫書，以嚴謹的易用性測試數據與使用者滿意度反饋，在期末大評中打造不可複製的體驗護城河。</w:t>
+        <w:t>嚴格運用課堂推導公式，將設計焦點從產品外殼轉移至使用者嚮往的終極未來：能為高壓簡報與 Pitch 團隊解決台上緊張卡頓與頻繁按筆問題，獲得指揮家般優雅流暢控場力，實現順利拿下千萬商業訂單的嚮往未來。團隊設定嚴謹里程碑，於第 6 週前完成高壓講者眼動儀與肢體舒適度測試，並於第 12 週前交付全套品牌識別手冊（VI），以無懈可擊的體驗設計築起不可替代之品牌護城河。</w:t>
       </w:r>
     </w:p>
     <w:p>
@@ -420,7 +452,7 @@
           <w:i w:val="0"/>
           <w:sz w:val="28"/>
         </w:rPr>
-        <w:t>四、課堂實作對標：第一性原理推演與競品真空分析矩陣</w:t>
+        <w:t>四、課堂實作對標：12 品牌原型與「以終為始」價值主張對標矩陣</w:t>
       </w:r>
     </w:p>
     <w:p>
@@ -436,7 +468,7 @@
           <w:i w:val="0"/>
           <w:sz w:val="24"/>
         </w:rPr>
-        <w:t>本章節嚴格對標本週課堂第一性原理四大步驟（選擇/分析/比較/創意）與合格 TA 檢驗模型，將《AURA LAB：智慧情緒調香快閃終端》與市場現存方案進行橫向真空交叉比對，提煉不可複製之核心護城河：</w:t>
+        <w:t>本章節嚴格對標本週課堂品牌行銷方法論（12品牌原型擬人化/突破雜訊命名三大原則/HAMP Slogan/以終為始公式），將《【慧演 Hui Yan】：智慧手勢控場演講手套》與市場現存方案進行橫向真空交叉比對，提煉不可複製之核心護城河：</w:t>
       </w:r>
     </w:p>
     <w:tbl>
@@ -457,7 +489,7 @@
         <w:tc>
           <w:tcPr>
             <w:tcW w:type="dxa" w:w="1872"/>
-            <w:shd w:fill="2D3748"/>
+            <w:shd w:fill="1E3A8A"/>
             <w:tcBorders>
               <w:top w:val="single" w:sz="4" w:space="0" w:color="CBD5E1"/>
               <w:left w:val="single" w:sz="4" w:space="0" w:color="CBD5E1"/>
@@ -485,7 +517,7 @@
         <w:tc>
           <w:tcPr>
             <w:tcW w:type="dxa" w:w="1872"/>
-            <w:shd w:fill="2D3748"/>
+            <w:shd w:fill="1E3A8A"/>
             <w:tcBorders>
               <w:top w:val="single" w:sz="4" w:space="0" w:color="CBD5E1"/>
               <w:left w:val="single" w:sz="4" w:space="0" w:color="CBD5E1"/>
@@ -506,14 +538,14 @@
                 <w:color w:val="FFFFFF"/>
                 <w:sz w:val="20"/>
               </w:rPr>
-              <w:t>AURA LAB 快閃終端</w:t>
+              <w:t>【慧演】演講手套</w:t>
             </w:r>
           </w:p>
         </w:tc>
         <w:tc>
           <w:tcPr>
             <w:tcW w:type="dxa" w:w="1728"/>
-            <w:shd w:fill="2D3748"/>
+            <w:shd w:fill="1E3A8A"/>
             <w:tcBorders>
               <w:top w:val="single" w:sz="4" w:space="0" w:color="CBD5E1"/>
               <w:left w:val="single" w:sz="4" w:space="0" w:color="CBD5E1"/>
@@ -534,14 +566,14 @@
                 <w:color w:val="FFFFFF"/>
                 <w:sz w:val="20"/>
               </w:rPr>
-              <w:t>傳統專櫃香水</w:t>
+              <w:t>傳統手持簡報筆</w:t>
             </w:r>
           </w:p>
         </w:tc>
         <w:tc>
           <w:tcPr>
             <w:tcW w:type="dxa" w:w="1728"/>
-            <w:shd w:fill="2D3748"/>
+            <w:shd w:fill="1E3A8A"/>
             <w:tcBorders>
               <w:top w:val="single" w:sz="4" w:space="0" w:color="CBD5E1"/>
               <w:left w:val="single" w:sz="4" w:space="0" w:color="CBD5E1"/>
@@ -562,14 +594,14 @@
                 <w:color w:val="FFFFFF"/>
                 <w:sz w:val="20"/>
               </w:rPr>
-              <w:t>實體手作調香教室</w:t>
+              <w:t>投影片跳頁踏板</w:t>
             </w:r>
           </w:p>
         </w:tc>
         <w:tc>
           <w:tcPr>
             <w:tcW w:type="dxa" w:w="1829"/>
-            <w:shd w:fill="2D3748"/>
+            <w:shd w:fill="1E3A8A"/>
             <w:tcBorders>
               <w:top w:val="single" w:sz="4" w:space="0" w:color="CBD5E1"/>
               <w:left w:val="single" w:sz="4" w:space="0" w:color="CBD5E1"/>
@@ -590,7 +622,7 @@
                 <w:color w:val="FFFFFF"/>
                 <w:sz w:val="20"/>
               </w:rPr>
-              <w:t>線上心理測驗 App</w:t>
+              <w:t>智慧手錶手勢控制</w:t>
             </w:r>
           </w:p>
         </w:tc>
@@ -619,14 +651,14 @@
                 <w:i w:val="0"/>
                 <w:sz w:val="19"/>
               </w:rPr>
-              <w:t>核心第一性原理真理</w:t>
+              <w:t>品牌原型擬人化</w:t>
             </w:r>
           </w:p>
         </w:tc>
         <w:tc>
           <w:tcPr>
             <w:tcW w:type="dxa" w:w="1872"/>
-            <w:shd w:fill="EDF2F7"/>
+            <w:shd w:fill="EFF6FF"/>
             <w:tcBorders>
               <w:top w:val="single" w:sz="4" w:space="0" w:color="CBD5E1"/>
               <w:left w:val="single" w:sz="4" w:space="0" w:color="CBD5E1"/>
@@ -646,7 +678,7 @@
                 <w:i w:val="0"/>
                 <w:sz w:val="19"/>
               </w:rPr>
-              <w:t>3分鐘即時情緒外化與香調交付</w:t>
+              <w:t>魔術師 ✕ 智者（隱形賦能）</w:t>
             </w:r>
           </w:p>
         </w:tc>
@@ -673,7 +705,7 @@
                 <w:i w:val="0"/>
                 <w:sz w:val="19"/>
               </w:rPr>
-              <w:t>品牌溢價/身份地位象徵</w:t>
+              <w:t>凡夫俗子（平淡無奇工具）</w:t>
             </w:r>
           </w:p>
         </w:tc>
@@ -700,7 +732,7 @@
                 <w:i w:val="0"/>
                 <w:sz w:val="19"/>
               </w:rPr>
-              <w:t>深度匠人手作沉浸體驗</w:t>
+              <w:t>凡夫俗子（操作負擔笨重）</w:t>
             </w:r>
           </w:p>
         </w:tc>
@@ -727,7 +759,7 @@
                 <w:i w:val="0"/>
                 <w:sz w:val="19"/>
               </w:rPr>
-              <w:t>瞬時娛樂心理測驗反饋</w:t>
+              <w:t>創造者（高門檻功能繁雜）</w:t>
             </w:r>
           </w:p>
         </w:tc>
@@ -756,14 +788,14 @@
                 <w:i w:val="0"/>
                 <w:sz w:val="19"/>
               </w:rPr>
-              <w:t>目標客群 TA 合格度</w:t>
+              <w:t>命名與突破雜訊</w:t>
             </w:r>
           </w:p>
         </w:tc>
         <w:tc>
           <w:tcPr>
             <w:tcW w:type="dxa" w:w="1872"/>
-            <w:shd w:fill="EDF2F7"/>
+            <w:shd w:fill="EFF6FF"/>
             <w:tcBorders>
               <w:top w:val="single" w:sz="4" w:space="0" w:color="CBD5E1"/>
               <w:left w:val="single" w:sz="4" w:space="0" w:color="CBD5E1"/>
@@ -783,7 +815,7 @@
                 <w:i w:val="0"/>
                 <w:sz w:val="19"/>
               </w:rPr>
-              <w:t>具直接小額購買權+社群影響力</w:t>
+              <w:t>【慧演】雙字/會演與慧眼雙諧音</w:t>
             </w:r>
           </w:p>
         </w:tc>
@@ -810,7 +842,7 @@
                 <w:i w:val="0"/>
                 <w:sz w:val="19"/>
               </w:rPr>
-              <w:t>高預算客群/受櫃姐推銷壓力</w:t>
+              <w:t>純規格名/無品牌情感連接</w:t>
             </w:r>
           </w:p>
         </w:tc>
@@ -837,7 +869,7 @@
                 <w:i w:val="0"/>
                 <w:sz w:val="19"/>
               </w:rPr>
-              <w:t>需高額時間與金錢預算</w:t>
+              <w:t>功能描述名/毫無記憶點</w:t>
             </w:r>
           </w:p>
         </w:tc>
@@ -864,7 +896,7 @@
                 <w:i w:val="0"/>
                 <w:sz w:val="19"/>
               </w:rPr>
-              <w:t>零付費門檻但缺乏實體部署權</w:t>
+              <w:t>通用科技名/缺乏專注場景</w:t>
             </w:r>
           </w:p>
         </w:tc>
@@ -893,14 +925,14 @@
                 <w:i w:val="0"/>
                 <w:sz w:val="19"/>
               </w:rPr>
-              <w:t>不可妥協 Must-haves</w:t>
+              <w:t>HAMP 標語效益</w:t>
             </w:r>
           </w:p>
         </w:tc>
         <w:tc>
           <w:tcPr>
             <w:tcW w:type="dxa" w:w="1872"/>
-            <w:shd w:fill="EDF2F7"/>
+            <w:shd w:fill="EFF6FF"/>
             <w:tcBorders>
               <w:top w:val="single" w:sz="4" w:space="0" w:color="CBD5E1"/>
               <w:left w:val="single" w:sz="4" w:space="0" w:color="CBD5E1"/>
@@ -920,7 +952,7 @@
                 <w:i w:val="0"/>
                 <w:sz w:val="19"/>
               </w:rPr>
-              <w:t>秒級快篩+專屬籤詩+零故障率</w:t>
+              <w:t>優雅手勢(H)+千萬訂單(M)</w:t>
             </w:r>
           </w:p>
         </w:tc>
@@ -947,7 +979,7 @@
                 <w:i w:val="0"/>
                 <w:sz w:val="19"/>
               </w:rPr>
-              <w:t>香氣持久+奢華瓶身設計</w:t>
+              <w:t>遙控投影片/無效益承諾</w:t>
             </w:r>
           </w:p>
         </w:tc>
@@ -974,7 +1006,7 @@
                 <w:i w:val="0"/>
                 <w:sz w:val="19"/>
               </w:rPr>
-              <w:t>專業調香師一對一耗時指導</w:t>
+              <w:t>解放雙手/無形象金錢利益</w:t>
             </w:r>
           </w:p>
         </w:tc>
@@ -1001,7 +1033,7 @@
                 <w:i w:val="0"/>
                 <w:sz w:val="19"/>
               </w:rPr>
-              <w:t>趣味題型/無實體氣味載體</w:t>
+              <w:t>隨心揮舞/易誤觸缺乏信任</w:t>
             </w:r>
           </w:p>
         </w:tc>
@@ -1030,14 +1062,14 @@
                 <w:i w:val="0"/>
                 <w:sz w:val="19"/>
               </w:rPr>
-              <w:t>競品真空與 AI 創新</w:t>
+              <w:t>以終為始價值主張</w:t>
             </w:r>
           </w:p>
         </w:tc>
         <w:tc>
           <w:tcPr>
             <w:tcW w:type="dxa" w:w="1872"/>
-            <w:shd w:fill="EDF2F7"/>
+            <w:shd w:fill="EFF6FF"/>
             <w:tcBorders>
               <w:top w:val="single" w:sz="4" w:space="0" w:color="CBD5E1"/>
               <w:left w:val="single" w:sz="4" w:space="0" w:color="CBD5E1"/>
@@ -1057,7 +1089,7 @@
                 <w:i w:val="0"/>
                 <w:sz w:val="19"/>
               </w:rPr>
-              <w:t>AI情緒算力+熱感私域閉環真空</w:t>
+              <w:t>消滅卡頓緊張/拿下千萬訂單</w:t>
             </w:r>
           </w:p>
         </w:tc>
@@ -1084,7 +1116,7 @@
                 <w:i w:val="0"/>
                 <w:sz w:val="19"/>
               </w:rPr>
-              <w:t>無數據沉澱/重資本存貨壓力</w:t>
+              <w:t>需手持按鍵/易分心緊張</w:t>
             </w:r>
           </w:p>
         </w:tc>
@@ -1111,7 +1143,7 @@
                 <w:i w:val="0"/>
                 <w:sz w:val="19"/>
               </w:rPr>
-              <w:t>難以規模化/坪效極低</w:t>
+              <w:t>固定於講台地面/限制走動</w:t>
             </w:r>
           </w:p>
         </w:tc>
@@ -1138,7 +1170,7 @@
                 <w:i w:val="0"/>
                 <w:sz w:val="19"/>
               </w:rPr>
-              <w:t>充斥同質化/極易被複製取代</w:t>
+              <w:t>需盯手錶螢幕/打斷眼神接觸</w:t>
             </w:r>
           </w:p>
         </w:tc>
@@ -1157,7 +1189,7 @@
           <w:i w:val="0"/>
           <w:sz w:val="24"/>
         </w:rPr>
-        <w:t>(一) 第一性原理引導之體驗剪枝與五感本質萃取</w:t>
+        <w:t>(一) 視覺降噪美學與見出明朝體提升 35% 轉換率實證</w:t>
       </w:r>
     </w:p>
     <w:p>
@@ -1173,7 +1205,7 @@
           <w:i w:val="0"/>
           <w:sz w:val="21"/>
         </w:rPr>
-        <w:t>回歸體驗設計的第一性原理，快閃互動的靈魂在於「情緒價值的高效傳遞」。我們全面摒棄了過去自我揣摩的多餘動效與冗長問卷，將互動流程極致精簡至 3 分鐘之內。硬體造價由 42,000 元收斂至 3,800 元以內的輕巧機身，反而讓使用者在沒有壓力的環境中專注於氣味與心理反饋，完美實踐了以最少介面摩擦力換取最大情感共鳴的設計哲學。</w:t>
+        <w:t>本專案嚴格遵循課堂視覺降噪準則，剔除多餘圖標與漸層裝飾，採用深藍底搭配純白手勢圖標的高對比極簡配置。在字型策略上提出嚴謹說明理由：標題選用「見出明朝體」以剛勁典雅的襯線展現商務權威感與舞台份量，數據實證能提升高達 35% 視覺轉換率。純粹降噪的排版讓觀眾視線極致聚焦於講者手勢與內容，實現頂級商務美學。</w:t>
       </w:r>
     </w:p>
     <w:p>
@@ -1189,7 +1221,7 @@
           <w:i w:val="0"/>
           <w:sz w:val="24"/>
         </w:rPr>
-        <w:t>(二) 合格客群情感痛點與社群傳播之三維校準</w:t>
+        <w:t>(二) 魔術師原型擬人化與「盡情在我」之舞台感知旅程</w:t>
       </w:r>
     </w:p>
     <w:p>
@@ -1205,7 +1237,7 @@
           <w:i w:val="0"/>
           <w:sz w:val="21"/>
         </w:rPr>
-        <w:t>嚴格對標合格 TA 三要素，目標客群具備 150～200 元無痛小額消費的直接購買決策力；對商場快閃方而言，極簡優雅的終端外觀亦極具進駐吸引力（部署權利）。我們將熱感籤詩設計為具備高度辨識度的情感載體，契合猶太商法所揭示之女性情感主導原則，成功激發體驗者自發性於社群平台分享擴散，讓體驗轉化為實質品牌資產。</w:t>
+        <w:t>品牌擬人化為「魔術師」，核心在於為講者創造「盡情在我」的心理沉浸感。我們將體驗旅程由傳統「低頭看簡報筆按鈕」的斷續挫折，重塑為「隨手揮灑即流暢跳頁」的指揮家姿態。透過觸覺減法與隱形感測反饋，講者在台上的肢體語言被全面解放，完美體現了從容優雅的演講魅力，讓工具自然融入人體動作之中。</w:t>
       </w:r>
     </w:p>
     <w:p>
@@ -1221,7 +1253,7 @@
           <w:i w:val="0"/>
           <w:sz w:val="24"/>
         </w:rPr>
-        <w:t>(三) 「AI 是 Must」之共情語意運算與專題里程碑</w:t>
+        <w:t>(三) HAMP Slogan 與「以終為始」公式之共情閉環設計</w:t>
       </w:r>
     </w:p>
     <w:p>
@@ -1237,7 +1269,7 @@
           <w:i w:val="0"/>
           <w:sz w:val="21"/>
         </w:rPr>
-        <w:t>AURA LAB 貫徹課堂規範，透過輕量自然語言處理模型即時生成個性化療癒語錄，使每次調香結果皆具備獨一無二的情感溫度。團隊已規劃於第 6 週前在校內展開真實人流易用性盲測，並於第 12 週前對標 U-Start 完成全套視覺與體驗提案規範書，以紮實的用戶體驗反饋數據驗證互動創新成效。</w:t>
+        <w:t>導入 H+M 法則提煉標語：「用指揮家般的優雅手勢（H），拿下千萬級別的商業訂單（M）」。將外在形象氣質與實質商業利益深刻綁定，直接擊中高壓講者的情感痛點。團隊規劃於第 6 週前完成簡報者眼動追蹤與介面可用性評估，並於第 12 週前交付全套高階視覺規範手冊，以極致體驗設計築起不可替代之品牌護城河。</w:t>
       </w:r>
     </w:p>
     <w:sectPr>
@@ -1267,7 +1299,7 @@
         <w:color w:val="64748B"/>
         <w:sz w:val="18"/>
       </w:rPr>
-      <w:t>課程名稱：創業0到2的思維與實作　　筆記課程主題：第一性原理思考、TA精準定位與創新商業實演　　授課老師：姚長安 老師</w:t>
+      <w:t>課程名稱：創業0到2的思維與實作　　筆記課程主題：行銷定位、12品牌原型、命名降噪與價值主張　　授課老師：姚長安 老師</w:t>
     </w:r>
   </w:p>
   <w:p>

--- a/downloads/互動三_113AC1002_組員A.docx
+++ b/downloads/互動三_113AC1002_組員A.docx
@@ -1297,9 +1297,9 @@
         <w:b w:val="0"/>
         <w:i w:val="0"/>
         <w:color w:val="64748B"/>
-        <w:sz w:val="18"/>
-      </w:rPr>
-      <w:t>課程名稱：創業0到2的思維與實作　　筆記課程主題：行銷定位、12品牌原型、命名降噪與價值主張　　授課老師：姚長安 老師</w:t>
+        <w:sz w:val="17"/>
+      </w:rPr>
+      <w:t>課程名稱：創業0到2的思維與實作  筆記課程主題：12品牌原型、命名降噪與價值主張  授課老師：姚長安 老師</w:t>
     </w:r>
   </w:p>
   <w:p>
@@ -1313,9 +1313,9 @@
         <w:b w:val="0"/>
         <w:i w:val="0"/>
         <w:color w:val="64748B"/>
-        <w:sz w:val="18"/>
-      </w:rPr>
-      <w:t>學生姓名：組員A（互動設計系三年級）　　學號：113AC1002　　學校：國立臺北科技大學</w:t>
+        <w:sz w:val="17"/>
+      </w:rPr>
+      <w:t>學生姓名：組員A（互動設計系三年級）  學號：113AC1002  學校：國立臺北科技大學</w:t>
     </w:r>
   </w:p>
 </w:hdr>

--- a/downloads/互動三_113AC1002_組員A.docx
+++ b/downloads/互動三_113AC1002_組員A.docx
@@ -15,7 +15,7 @@
           <w:i w:val="0"/>
           <w:sz w:val="32"/>
         </w:rPr>
-        <w:t>創業品牌行銷實務：從地鐵小提琴實驗、12品牌原型到「以終為始」價值主張推導</w:t>
+        <w:t>創業簡報與說服架構：從首因效應、S.U.L.O. 訴說公式到峰終定律與行動呼籲實戰</w:t>
       </w:r>
     </w:p>
     <w:p>
@@ -47,7 +47,7 @@
           <w:i w:val="0"/>
           <w:sz w:val="28"/>
         </w:rPr>
-        <w:t>1. 體驗脈絡勝於規格堆疊：地鐵小提琴實驗的感知啟示</w:t>
+        <w:t>1. 注意力經濟與首因效應：前 60 秒之體驗建立</w:t>
       </w:r>
     </w:p>
     <w:p>
@@ -63,7 +63,7 @@
           <w:i w:val="0"/>
           <w:sz w:val="24"/>
         </w:rPr>
-        <w:t>課堂深刻探討了設計與研發人員易陷入的「技術功能至上」盲區。著名的紐約地鐵小提琴實驗揭示：身價非凡的演奏大師攜帶數百萬名琴，於殿堂級音樂廳座無虛席，但換至地鐵站穿堂拉奏卻門可羅雀，僅得數十元打賞。此心理實驗震撼指出：使用者的價值感知並非單純取決於物件客觀規格，而是深刻取決於互動舞台、感知儀式感與情境包裝之整體體驗場域。</w:t>
+        <w:t>課堂揭示了簡報現場的感知規律：聽眾的注意力在前 5 秒決定是否視線聚焦，30 秒決定是否投入心智，前 60 秒更奠定整場演說的首因效應。若以陳腔濫調的自我介紹與目錄大綱破題，將瞬間摧毀觀眾期待感。體驗設計必須在開場前 60 秒透過情緒對比與感官刺激，迅速建立講者與聽眾之間的共情紐帶，讓觀眾不由自主地沉浸其中。</w:t>
       </w:r>
     </w:p>
     <w:p>
@@ -79,7 +79,7 @@
           <w:i w:val="0"/>
           <w:sz w:val="28"/>
         </w:rPr>
-        <w:t>2. 錨定合格 TA 三大核心判準與情感共鳴外溢效應</w:t>
+        <w:t>2. 開場訴說美學：S.U.L.O. 情感公式與自我參照效應</w:t>
       </w:r>
     </w:p>
     <w:p>
@@ -95,7 +95,7 @@
           <w:i w:val="0"/>
           <w:sz w:val="24"/>
         </w:rPr>
-        <w:t>目標受眾選定切忌貪大求全，嚴禁設定大眾無焦點群體。合格 TA 檢驗模型須滿足三大維度：其一為具備實質支配預算之「購買權力」；其二為握有將體驗導入場域之「部署權力（Deploy）」；其三為擁有明確預算之「有價值群體」。TA的審美偏好直接主導品牌風格，年輕客群偏愛諧音趣味，專業者重科技可靠感；精準定錨能創造外溢效應，正如非運動員亦會為Nike精神買單。</w:t>
+        <w:t>高效開場的靈魂在於第一句話點出「你」，以自我參照效應將觀眾拉入主角情境。結合 S.U.L.O. 框架（損失 Loss、你 You、缺憾 Puzzle、對比 Contrast）與 P.R.O. 模型（前提 Point、因由 Reason、成果 Outcome），精準激發聽眾內心的「損失規避」焦慮。透過痛點場景化描繪，引發聽眾對失去優雅與效率的恐懼，使提案成為唯一的救贖。</w:t>
       </w:r>
     </w:p>
     <w:p>
@@ -111,7 +111,7 @@
           <w:i w:val="0"/>
           <w:sz w:val="28"/>
         </w:rPr>
-        <w:t>3. 品牌擬人化策略：12 品牌原型與單一原型之聚焦律</w:t>
+        <w:t>3. 感知信賴構建：權威背書、情境道具與去專有名詞化</w:t>
       </w:r>
     </w:p>
     <w:p>
@@ -127,7 +127,7 @@
           <w:i w:val="0"/>
           <w:sz w:val="24"/>
         </w:rPr>
-        <w:t>品牌是使用者對產品言行一致的信任認知，打造深刻認知最有力路徑為擬人化，且一個品牌僅能選擇一種核心原型。課堂剖析12原型矩陣：英雄（挑戰挑戰）、創造者（門檻過高易帶給用戶焦慮）、凡夫俗子（安心守護日常）、魔術師（如迪士尼或Dyson，將背後繁複科技全面隱形化以賦予使用者流暢驚豔感）、智者（知識理性）、探險家、天真者、情人與小丑等定位。</w:t>
+        <w:t>數據能激發羊群效應，而引入權威學術研究（如哈佛成果、米爾格倫實驗）能快速構建信任磁場。道具與互動體驗是引爆共鳴的利器，但課堂提醒關鍵原則：實體設備應由講者現場演示高光體驗，切勿直接遞給評審嘗試以防操作意外。更須警惕「知識的詛咒」，拋棄自嗨之專業術語，用通俗敘事轉化為打動人心的體驗旅程。</w:t>
       </w:r>
     </w:p>
     <w:p>
@@ -143,7 +143,7 @@
           <w:i w:val="0"/>
           <w:sz w:val="28"/>
         </w:rPr>
-        <w:t>4. 穿透碎片化媒體雜訊：高識別度命名之三大美學法則</w:t>
+        <w:t>4. 中段資訊架構：認知負載「3 的原則」與完形閉合感</w:t>
       </w:r>
     </w:p>
     <w:p>
@@ -159,7 +159,7 @@
           <w:i w:val="0"/>
           <w:sz w:val="24"/>
         </w:rPr>
-        <w:t>現代傳播媒體已從過去老三台時代之廣播普及，破碎化為無數社群資訊流。品牌要從雜訊突圍須遵循三大法則：首先是「容易識別」，命名務必短小俐落且一秒理解，嚴禁難以拼讀記憶之外來詞（如「老屋放心專家」直擊需求創千萬業績）；其次是「容易連接」，透過感官色彩觸發情緒聯想；最後是「減少雜訊」，大膽去除裝飾性視覺以確保訊息傳遞純粹。</w:t>
+        <w:t>受限於人類記憶容量（4±1），簡報資訊架構必須奉行「3 的原則」以減輕認知負擔。鎖定 3 大競品，犀利點出各競品之最大體驗斷點，並由自身產品完美接住並解決。這種完形心理學上的「閉合感（Sense of Closure）」，能化解觀眾心智中的懸念，讓解決方案顯得無懈可擊，促使提案選擇率成倍躍升，顯著拉升情感溢價。</w:t>
       </w:r>
     </w:p>
     <w:p>
@@ -175,7 +175,7 @@
           <w:i w:val="0"/>
           <w:sz w:val="28"/>
         </w:rPr>
-        <w:t>5. 介面視覺降噪、色彩定位與字型轉換率提升 35% 實證</w:t>
+        <w:t>5. 終局體驗定錨：丹尼爾·卡尼曼峰終定律與殺手級 CTA</w:t>
       </w:r>
     </w:p>
     <w:p>
@@ -191,7 +191,7 @@
           <w:i w:val="0"/>
           <w:sz w:val="24"/>
         </w:rPr>
-        <w:t>視覺介面應落實純淨降噪原則，剔除無益裝飾以減輕認知負荷。色彩策略上推薦以純白為基底實現極簡留白，搭配單一品牌識別色導引視覺焦點。數據實證適當字型選用能使商業轉換率提升高達 35%，但設計決策必須提出具說服力之「說明理由」。設計師可善用 100font 等資源庫，為特定受眾調配出兼具美感與轉化效能之字型排版體系。</w:t>
+        <w:t>借鑒丹尼爾·卡尼曼的「峰終定律」，簡報評價取決於體驗高潮與終局收尾（猶如迪士尼煙火秀）。演講尾聲切忌說出毫無情緒張力的「謝謝大家」，那只會引導評審轉入批判模式。講者應設計讓聽眾無法抗拒的行動呼籲（CTA），引導評審產生自發性讚美，並搭配如已取得專利或現場實測等預期外驚喜，在掌聲中完成高潮謝幕。</w:t>
       </w:r>
     </w:p>
     <w:p>
@@ -207,7 +207,7 @@
           <w:i w:val="0"/>
           <w:sz w:val="28"/>
         </w:rPr>
-        <w:t>6. 貫徹 HAMP 法則淬鍊 Slogan 與「以終為始」推導公式</w:t>
+        <w:t>6. 說服心理學基石：損失規避、卡內基同理心與獨立思維</w:t>
       </w:r>
     </w:p>
     <w:p>
@@ -223,7 +223,7 @@
           <w:i w:val="0"/>
           <w:sz w:val="24"/>
         </w:rPr>
-        <w:t>品牌標語切忌無病呻吟，應透過 HAMP 框架具體化承諾：H（形象氣質）、A（明確達成時間）、R/P（人際改善）與 M（實質商業與財富成果如締造千萬訂單）。並緊扣「以終為始」價值主張方程式：產品服務為【目標客群】解決【痛點難題】＝收穫【難題相反的理想體驗】＝抵達【渴望的終極未來】。從使用者嚮往之終局畫面出發，建立無懈可擊之提案邏輯。</w:t>
+        <w:t>簡報本質是心理學的立體投射：損失規避證實痛苦比快樂更具驅動力；卡內基溝通哲學提醒設計者永遠站在對方利益視角發聲；米爾格倫電擊實驗（65% 盲從權威）則給予深刻省思：無論面對評審威嚴或市場主流風向，創業者在設計體驗與傳遞觀點時，皆應保持清醒的獨立思考，用扎實的使用者價值打破盲從。</w:t>
       </w:r>
     </w:p>
     <w:p>
@@ -255,7 +255,7 @@
           <w:i w:val="0"/>
           <w:sz w:val="24"/>
         </w:rPr>
-        <w:t>身為團隊負責體驗設計的成員，這堂課對我過去盲目追求視覺包裝的設計習慣帶來了顛覆性的反思！過去在做介面與品牌視覺時，我們常誤以為堆砌大量微動效、精緻插畫或複雜漸層就是高質感，結果反而給使用者帶來沉重的視覺負擔。老師在課堂上強調的「視覺降噪」與「突破雜訊命名三大原則」，完全是一針見血：真正的頂級設計絕非無休止的加法，而是大膽以純白為底、去除所有不必要的圖案雜訊，用極致簡練的單一品牌主色精準傳遞核心訊息，讓使用者一秒理解。</w:t>
+        <w:t>從體驗設計與使用者心理學的視角審視這堂簡報課，老師所講授的說服架構，徹底顛覆了我過去「把簡報當成視覺美工競賽」的膚淺迷思！過去在準備專題發表時，我們團隊往往耗費數十小時微調字型、配色與動態轉場，自以為視覺精緻就是高分保證；然而課堂一針見血地指出：簡報的核心驅動力在於「心理學機制」而非視覺美工。前 5 秒決定抬頭、前 60 秒鎖定首因效應，唯有在第一句話融入「你」觸發自我參照效應，並以 S.U.L.O. 挑起損失規避焦慮，才能真正奪得觀眾的心智注意力。</w:t>
       </w:r>
     </w:p>
     <w:p>
@@ -271,7 +271,7 @@
           <w:i w:val="0"/>
           <w:sz w:val="24"/>
         </w:rPr>
-        <w:t>特別是課堂提到「適當字型能將轉換率大幅提升 35% 且必須給出說明理由」，更點醒了設計提案的專業底線。挑選字型不能僅憑主觀美感自嗨，必須精確論述其對目標受眾心理的轉化邏輯。將品牌原型聚焦於「魔術師」，更讓我看清體驗設計的靈魂在於「技術隱形化」：把所有複雜的互動邏輯藏在優雅極簡的外觀之下。運用「以終為始」公式，我們設計的不是冷冰冰的硬體，而是為講者打造出猶如指揮家般游刃有餘的自信姿態，這才是體驗設計的最高境界！</w:t>
+        <w:t>特別是丹尼爾·卡尼曼的「峰終定律」與「創造閉合感」，為我提供了前所未有的體驗旅程指南。在中段以 3 的原則列舉競品缺陷，再由【慧演】手套完美閉合痛點，能在心理層面創造出一倍的選擇偏好；而在演講尾聲，堅決捨棄平淡無奇的「謝謝大家」，改以無法拒絕的強效行動呼籲（CTA）搭配出乎意料的現場實測驚喜，讓評審帶著讚賞與共鳴走出會場。這才是把心理學融入體驗設計的終極實踐！</w:t>
       </w:r>
     </w:p>
     <w:p>
@@ -303,7 +303,7 @@
           <w:i w:val="0"/>
           <w:sz w:val="24"/>
         </w:rPr>
-        <w:t>目前我與組員正進行大三專案《【慧演 Hui Yan】：智慧手勢控場演講手套》研發。若時間重來，結合本週品牌行銷與產品哲學，我們以【體驗設計 (UI/UX Design)】視角做出四大重構：</w:t>
+        <w:t>目前我與組員正進行大三專案《【慧演 Hui Yan】：智慧手勢控場演講手套》（對標課堂第 3 組專案）。若時間重來，結合本週簡報說服架構與心理學機制，我們以【體驗設計 (UI/UX Design)】視角做出四大重構：</w:t>
       </w:r>
     </w:p>
     <w:p>
@@ -319,7 +319,7 @@
           <w:i w:val="0"/>
           <w:sz w:val="28"/>
         </w:rPr>
-        <w:t>1. 實踐視覺降噪與色彩心理學：深藍底搭配純白圖文，打造專業高級感</w:t>
+        <w:t>1. 重構開場注意力體驗：前 60 秒 S.U.L.O. 訴說公式與自我參照</w:t>
       </w:r>
     </w:p>
     <w:p>
@@ -335,7 +335,7 @@
           <w:i w:val="0"/>
           <w:sz w:val="24"/>
         </w:rPr>
-        <w:t>若時間重來，在品牌視覺與產品外觀上我會全面摒棄過去花俏的漸層與多餘色彩。嚴格落實課堂降噪哲學，採用「深藍底（Navy Blue）搭配純白圖文與見出明朝體（極致降噪，轉換率提升 35%）」。深海藍奠定科技理性與沉穩信任基調，純白手勢圖標進行極致視覺減法；搭配「見出明朝體」優雅銳利的線條，讓品牌在發表會投影片上呈現出頂級尊榮感，徹底消弭所有不必要的視覺認知干擾。</w:t>
+        <w:t>若時間重來，在簡報開場我會全面刪除陳舊的「我是誰與目錄大綱」無效視覺。第一句話將觀眾拉入主角情境：「你是否曾在台上簡報時，因為低頭找按鈕而切斷了與評審的眼神接觸？」（自我參照效應）。結合 S.U.L.O. 框架誘發損失規避焦慮，在黃金 60 秒內緊抓心智，建立深層同理共鳴。</w:t>
       </w:r>
     </w:p>
     <w:p>
@@ -351,7 +351,7 @@
           <w:i w:val="0"/>
           <w:sz w:val="28"/>
         </w:rPr>
-        <w:t>2. 突破雜訊命名三大原則：定錨【慧演】，雙重諧音極致降低傳播成本</w:t>
+        <w:t>2. 現場道具展示風控：講者現場極致操作，消滅評審失誤斷點</w:t>
       </w:r>
     </w:p>
     <w:p>
@@ -367,7 +367,7 @@
           <w:i w:val="0"/>
           <w:sz w:val="24"/>
         </w:rPr>
-        <w:t>依據命名三大準則（容易識別、容易連接、減少雜訊），我們將品牌定名為雙字極簡的【慧演 Hui Yan】。其精妙在於雙重諧音賦能：既代表台上簡報「很會演繹（會演）」，又象徵評審具備發掘潛力的「慧眼獨具（慧眼）」。名稱短小俐落、零拼讀門檻，能在商務名片與社群媒體上瞬間建立強烈記憶點，讓潛在顧客一秒理解並主動口碑轉發。</w:t>
+        <w:t>嚴格遵從課堂體驗道具鐵律，徹底否決將手套遞給評審把玩之危險提案。改由簡報者在台上以優雅的指揮家手勢現場示範，讓極簡深海藍介面隨手勢行雲流水切換。讓評審以旁觀者視角感受產品的高光體驗，既確保現場演練零失誤，又將「讓工具去理解人」之美學哲學展現得淋漓盡致。</w:t>
       </w:r>
     </w:p>
     <w:p>
@@ -383,7 +383,7 @@
           <w:i w:val="0"/>
           <w:sz w:val="28"/>
         </w:rPr>
-        <w:t>3. 導入字型轉換率提升 35% 準則：為特定受眾提出嚴謹設計論述理由</w:t>
+        <w:t>3. 貫徹「3 的原則」完形閉合：精選 3 大競品缺陷，翻倍採納偏好</w:t>
       </w:r>
     </w:p>
     <w:p>
@@ -399,7 +399,7 @@
           <w:i w:val="0"/>
           <w:sz w:val="24"/>
         </w:rPr>
-        <w:t>落實課堂「字型能提升 35% 轉換率但必須給出合理說明理由」的鐵律。在商務官網與簡報包裝中，標題選用見出明朝體象徵文字的權威性與商務份量，內文搭配黑體確保遠距投螢幕清晰可讀；視覺輔助圖形極度收斂為極簡指揮家指針線條。透過扎實的設計心理學邏輯，讓視覺元素全數轉化為推動商業決策與採購轉換的強大說服力。</w:t>
+        <w:t>依循認知心理學 4±1 定律，將競品視覺比對精煉為 3 大痛點：傳統簡報筆之按鍵分心、跳頁踏板之走動限制、智慧手錶之螢幕干擾。【慧演】以無感佩戴與空中手勢 100% 閉合所有體驗斷點。完形心理學上的高閉合感，能消除評審內心疑慮，促使專案被選中的機率倍增並拉升溢價。</w:t>
       </w:r>
     </w:p>
     <w:p>
@@ -415,7 +415,7 @@
           <w:i w:val="0"/>
           <w:sz w:val="28"/>
         </w:rPr>
-        <w:t>4. 貫徹「以終為始」價值主張：打造讓講者如魔術師般閃耀的舞台旅程</w:t>
+        <w:t>4. 峰終定律與殺手級 CTA：專利申請驚喜，徹底消滅「謝謝大家」</w:t>
       </w:r>
     </w:p>
     <w:p>
@@ -431,7 +431,7 @@
           <w:i w:val="0"/>
           <w:sz w:val="24"/>
         </w:rPr>
-        <w:t>嚴格運用課堂推導公式，將設計焦點從產品外殼轉移至使用者嚮往的終極未來：能為高壓簡報與 Pitch 團隊解決台上緊張卡頓與頻繁按筆問題，獲得指揮家般優雅流暢控場力，實現順利拿下千萬商業訂單的嚮往未來。團隊設定嚴謹里程碑，於第 6 週前完成高壓講者眼動儀與肢體舒適度測試，並於第 12 週前交付全套品牌識別手冊（VI），以無懈可擊的體驗設計築起不可替代之品牌護城河。</w:t>
+        <w:t>演講結尾堅決消滅軟弱無力的「謝謝大家」。借鑒丹尼爾·卡尼曼峰終定律，在體驗高潮後釋出意外驚喜：「本專案不僅已完成高階 VI 規範，更已送交外觀與發明專利審查，現場備有 QR Code 即刻實測體驗！」最後遞上無法拒絕的行動呼籲：「讓我們一同解放雙手，為每一場 Pitch 創造殿堂級峰值！</w:t>
       </w:r>
     </w:p>
     <w:p>
@@ -452,7 +452,7 @@
           <w:i w:val="0"/>
           <w:sz w:val="28"/>
         </w:rPr>
-        <w:t>四、課堂實作對標：12 品牌原型與「以終為始」價值主張對標矩陣</w:t>
+        <w:t>四、課堂實作對標：簡報說服架構與 100%「閉合感」真空對標矩陣</w:t>
       </w:r>
     </w:p>
     <w:p>
@@ -468,7 +468,7 @@
           <w:i w:val="0"/>
           <w:sz w:val="24"/>
         </w:rPr>
-        <w:t>本章節嚴格對標本週課堂品牌行銷方法論（12品牌原型擬人化/突破雜訊命名三大原則/HAMP Slogan/以終為始公式），將《【慧演 Hui Yan】：智慧手勢控場演講手套》與市場現存方案進行橫向真空交叉比對，提煉不可複製之核心護城河：</w:t>
+        <w:t>本章節嚴格對標本週課堂簡報說服架構（開場WHY/中段HOW/結尾WHAT/3的原則與閉合感/峰終定律/CTA），將《【慧演 Hui Yan】：智慧手勢控場演講手套》（課堂第 3 組專案）與市場現存方案進行橫向真空交叉比對，提煉不可複製之說服力護城河：</w:t>
       </w:r>
     </w:p>
     <w:tbl>
@@ -538,7 +538,7 @@
                 <w:color w:val="FFFFFF"/>
                 <w:sz w:val="20"/>
               </w:rPr>
-              <w:t>【慧演】演講手套</w:t>
+              <w:t>【慧演】手勢演講手套</w:t>
             </w:r>
           </w:p>
         </w:tc>
@@ -651,7 +651,7 @@
                 <w:i w:val="0"/>
                 <w:sz w:val="19"/>
               </w:rPr>
-              <w:t>品牌原型擬人化</w:t>
+              <w:t>開場策略（WHY）</w:t>
             </w:r>
           </w:p>
         </w:tc>
@@ -678,7 +678,7 @@
                 <w:i w:val="0"/>
                 <w:sz w:val="19"/>
               </w:rPr>
-              <w:t>魔術師 ✕ 智者（隱形賦能）</w:t>
+              <w:t>S.U.L.O.公式+現場親自操作</w:t>
             </w:r>
           </w:p>
         </w:tc>
@@ -705,7 +705,7 @@
                 <w:i w:val="0"/>
                 <w:sz w:val="19"/>
               </w:rPr>
-              <w:t>凡夫俗子（平淡無奇工具）</w:t>
+              <w:t>傳統自我介紹浪費60秒</w:t>
             </w:r>
           </w:p>
         </w:tc>
@@ -732,7 +732,7 @@
                 <w:i w:val="0"/>
                 <w:sz w:val="19"/>
               </w:rPr>
-              <w:t>凡夫俗子（操作負擔笨重）</w:t>
+              <w:t>功能規格說明生硬無感</w:t>
             </w:r>
           </w:p>
         </w:tc>
@@ -759,7 +759,7 @@
                 <w:i w:val="0"/>
                 <w:sz w:val="19"/>
               </w:rPr>
-              <w:t>創造者（高門檻功能繁雜）</w:t>
+              <w:t>讓評審試戴易操作翻車</w:t>
             </w:r>
           </w:p>
         </w:tc>
@@ -788,7 +788,7 @@
                 <w:i w:val="0"/>
                 <w:sz w:val="19"/>
               </w:rPr>
-              <w:t>命名與突破雜訊</w:t>
+              <w:t>競品痛點與閉合（HOW）</w:t>
             </w:r>
           </w:p>
         </w:tc>
@@ -815,7 +815,7 @@
                 <w:i w:val="0"/>
                 <w:sz w:val="19"/>
               </w:rPr>
-              <w:t>【慧演】雙字/會演與慧眼雙諧音</w:t>
+              <w:t>3的原則消滅競品3大痛點</w:t>
             </w:r>
           </w:p>
         </w:tc>
@@ -842,7 +842,7 @@
                 <w:i w:val="0"/>
                 <w:sz w:val="19"/>
               </w:rPr>
-              <w:t>純規格名/無品牌情感連接</w:t>
+              <w:t>手持按鍵易分心緊張卡頓</w:t>
             </w:r>
           </w:p>
         </w:tc>
@@ -869,7 +869,7 @@
                 <w:i w:val="0"/>
                 <w:sz w:val="19"/>
               </w:rPr>
-              <w:t>功能描述名/毫無記憶點</w:t>
+              <w:t>限制講者走動缺乏互動</w:t>
             </w:r>
           </w:p>
         </w:tc>
@@ -896,7 +896,7 @@
                 <w:i w:val="0"/>
                 <w:sz w:val="19"/>
               </w:rPr>
-              <w:t>通用科技名/缺乏專注場景</w:t>
+              <w:t>需頻繁看螢幕中斷視線</w:t>
             </w:r>
           </w:p>
         </w:tc>
@@ -925,7 +925,7 @@
                 <w:i w:val="0"/>
                 <w:sz w:val="19"/>
               </w:rPr>
-              <w:t>HAMP 標語效益</w:t>
+              <w:t>峰終定律與驚喜（WHAT）</w:t>
             </w:r>
           </w:p>
         </w:tc>
@@ -952,7 +952,7 @@
                 <w:i w:val="0"/>
                 <w:sz w:val="19"/>
               </w:rPr>
-              <w:t>優雅手勢(H)+千萬訂單(M)</w:t>
+              <w:t>行雲流水高峰+專利申請驚喜</w:t>
             </w:r>
           </w:p>
         </w:tc>
@@ -979,7 +979,7 @@
                 <w:i w:val="0"/>
                 <w:sz w:val="19"/>
               </w:rPr>
-              <w:t>遙控投影片/無效益承諾</w:t>
+              <w:t>平淡結束無記憶高峰點</w:t>
             </w:r>
           </w:p>
         </w:tc>
@@ -1006,7 +1006,7 @@
                 <w:i w:val="0"/>
                 <w:sz w:val="19"/>
               </w:rPr>
-              <w:t>解放雙手/無形象金錢利益</w:t>
+              <w:t>操作笨拙缺乏舞台儀式感</w:t>
             </w:r>
           </w:p>
         </w:tc>
@@ -1033,7 +1033,7 @@
                 <w:i w:val="0"/>
                 <w:sz w:val="19"/>
               </w:rPr>
-              <w:t>隨心揮舞/易誤觸缺乏信任</w:t>
+              <w:t>誤觸率高且續航不足熄火</w:t>
             </w:r>
           </w:p>
         </w:tc>
@@ -1062,7 +1062,7 @@
                 <w:i w:val="0"/>
                 <w:sz w:val="19"/>
               </w:rPr>
-              <w:t>以終為始價值主張</w:t>
+              <w:t>結尾行動呼籲（CTA）</w:t>
             </w:r>
           </w:p>
         </w:tc>
@@ -1089,7 +1089,7 @@
                 <w:i w:val="0"/>
                 <w:sz w:val="19"/>
               </w:rPr>
-              <w:t>消滅卡頓緊張/拿下千萬訂單</w:t>
+              <w:t>讓評審無法拒絕的合作號召</w:t>
             </w:r>
           </w:p>
         </w:tc>
@@ -1116,7 +1116,7 @@
                 <w:i w:val="0"/>
                 <w:sz w:val="19"/>
               </w:rPr>
-              <w:t>需手持按鍵/易分心緊張</w:t>
+              <w:t>說「謝謝大家」等評審挑毛病</w:t>
             </w:r>
           </w:p>
         </w:tc>
@@ -1143,7 +1143,7 @@
                 <w:i w:val="0"/>
                 <w:sz w:val="19"/>
               </w:rPr>
-              <w:t>固定於講台地面/限制走動</w:t>
+              <w:t>毫無說服力的客套致謝</w:t>
             </w:r>
           </w:p>
         </w:tc>
@@ -1170,7 +1170,7 @@
                 <w:i w:val="0"/>
                 <w:sz w:val="19"/>
               </w:rPr>
-              <w:t>需盯手錶螢幕/打斷眼神接觸</w:t>
+              <w:t>倉促下台缺乏實質商業閉環</w:t>
             </w:r>
           </w:p>
         </w:tc>
@@ -1189,7 +1189,7 @@
           <w:i w:val="0"/>
           <w:sz w:val="24"/>
         </w:rPr>
-        <w:t>(一) 視覺降噪美學與見出明朝體提升 35% 轉換率實證</w:t>
+        <w:t>(一) 開場首因效應與 S.U.L.O. 情感共鳴設計</w:t>
       </w:r>
     </w:p>
     <w:p>
@@ -1205,7 +1205,7 @@
           <w:i w:val="0"/>
           <w:sz w:val="21"/>
         </w:rPr>
-        <w:t>本專案嚴格遵循課堂視覺降噪準則，剔除多餘圖標與漸層裝飾，採用深藍底搭配純白手勢圖標的高對比極簡配置。在字型策略上提出嚴謹說明理由：標題選用「見出明朝體」以剛勁典雅的襯線展現商務權威感與舞台份量，數據實證能提升高達 35% 視覺轉換率。純粹降噪的排版讓觀眾視線極致聚焦於講者手勢與內容，實現頂級商務美學。</w:t>
+        <w:t>體驗設計的本質在於調動心理機制而非單純的美工排版。開場前 60 秒以 S.U.L.O. 框架誘發觀眾對失去演講主導權的「損失規避」焦慮，第一句話用「你」觸發自我參照效應。深海藍介面與手勢揮灑在舞台上同步聯動，講者親自示範高光體驗以杜絕評審試玩失誤，在前 60 秒內構建極致專注的劇場級沉浸感。</w:t>
       </w:r>
     </w:p>
     <w:p>
@@ -1221,7 +1221,7 @@
           <w:i w:val="0"/>
           <w:sz w:val="24"/>
         </w:rPr>
-        <w:t>(二) 魔術師原型擬人化與「盡情在我」之舞台感知旅程</w:t>
+        <w:t>(二) 「3 的原則」完形閉合與翻倍採納偏好</w:t>
       </w:r>
     </w:p>
     <w:p>
@@ -1237,7 +1237,7 @@
           <w:i w:val="0"/>
           <w:sz w:val="21"/>
         </w:rPr>
-        <w:t>品牌擬人化為「魔術師」，核心在於為講者創造「盡情在我」的心理沉浸感。我們將體驗旅程由傳統「低頭看簡報筆按鈕」的斷續挫折，重塑為「隨手揮灑即流暢跳頁」的指揮家姿態。透過觸覺減法與隱形感測反饋，講者在台上的肢體語言被全面解放，完美體現了從容優雅的演講魅力，讓工具自然融入人體動作之中。</w:t>
+        <w:t>資訊架構遵循大腦認知負荷「3 的原則」，將競品體驗缺陷收斂為 3 項。以【慧演】手套之無感佩戴與空中指點，100% 閉合所有使用斷點。這種心理學上的高「閉合感」，徹底消除了使用者在演講台上的操作焦慮，促使評審在心智中確立無可替代的產品偏好，拉升商業溢價空間。</w:t>
       </w:r>
     </w:p>
     <w:p>
@@ -1253,7 +1253,7 @@
           <w:i w:val="0"/>
           <w:sz w:val="24"/>
         </w:rPr>
-        <w:t>(三) HAMP Slogan 與「以終為始」公式之共情閉環設計</w:t>
+        <w:t>(三) 峰終定律記憶錨定與無法抗拒的終局 CTA</w:t>
       </w:r>
     </w:p>
     <w:p>
@@ -1269,7 +1269,7 @@
           <w:i w:val="0"/>
           <w:sz w:val="21"/>
         </w:rPr>
-        <w:t>導入 H+M 法則提煉標語：「用指揮家般的優雅手勢（H），拿下千萬級別的商業訂單（M）」。將外在形象氣質與實質商業利益深刻綁定，直接擊中高壓講者的情感痛點。團隊規劃於第 6 週前完成簡報者眼動追蹤與介面可用性評估，並於第 12 週前交付全套高階視覺規範手冊，以極致體驗設計築起不可替代之品牌護城河。</w:t>
+        <w:t>借鑒丹尼爾·卡尼曼峰終定律，整場發表猶如迪士尼煙火秀。演講尾聲堅決廢除軟弱的「謝謝大家」，在體驗巔峰之際拋出「專利申請審查中＋現場 QR Code 實測」之超預期驚喜；隨後送上無法拒絕的行動呼籲（CTA），引導評審主動投射讚美，完成從感官驚艷到理性認同的完美昇華。</w:t>
       </w:r>
     </w:p>
     <w:sectPr>
@@ -1299,7 +1299,7 @@
         <w:color w:val="64748B"/>
         <w:sz w:val="17"/>
       </w:rPr>
-      <w:t>課程名稱：創業0到2的思維與實作  筆記課程主題：12品牌原型、命名降噪與價值主張  授課老師：姚長安 老師</w:t>
+      <w:t>課程名稱：創業0到2的思維與實作  筆記課程主題：創業簡報與說服架構、峰終定律與閉合感  授課老師：姚長安 老師</w:t>
     </w:r>
   </w:p>
   <w:p>
